--- a/src_Set-OutlookSignatures/sample templates/Signatures DOCX/Informal Delegate.docx
+++ b/src_Set-OutlookSignatures/sample templates/Signatures DOCX/Informal Delegate.docx
@@ -19,55 +19,26 @@
           <w:szCs w:val="24"/>
           <w:lang w:val="en-US"/>
         </w:rPr>
+        <w:t>Liebe Grüße</w:t>
+      </w:r>
+      <w:r>
+        <w:rPr>
+          <w:rFonts w:ascii="Aptos" w:hAnsi="Aptos" w:cs="Calibri"/>
+          <w:sz w:val="24"/>
+          <w:szCs w:val="24"/>
+          <w:lang w:val="en-US"/>
+        </w:rPr>
+        <w:t xml:space="preserve"> ∙ </w:t>
+      </w:r>
+      <w:r>
+        <w:rPr>
+          <w:rFonts w:ascii="Aptos" w:hAnsi="Aptos" w:cs="Calibri"/>
+          <w:sz w:val="24"/>
+          <w:szCs w:val="24"/>
+          <w:lang w:val="en-US"/>
+        </w:rPr>
         <w:t>Best regards</w:t>
       </w:r>
-      <w:r>
-        <w:rPr>
-          <w:rFonts w:ascii="Aptos" w:hAnsi="Aptos" w:cs="Calibri"/>
-          <w:sz w:val="24"/>
-          <w:szCs w:val="24"/>
-          <w:lang w:val="en-US"/>
-        </w:rPr>
-        <w:t xml:space="preserve"> </w:t>
-      </w:r>
-      <w:r>
-        <w:rPr>
-          <w:rFonts w:ascii="Aptos" w:hAnsi="Aptos" w:cs="Calibri"/>
-          <w:sz w:val="24"/>
-          <w:szCs w:val="24"/>
-          <w:lang w:val="en-US"/>
-        </w:rPr>
-        <w:t>∙</w:t>
-      </w:r>
-      <w:r>
-        <w:rPr>
-          <w:rFonts w:ascii="Aptos" w:hAnsi="Aptos" w:cs="Calibri"/>
-          <w:sz w:val="24"/>
-          <w:szCs w:val="24"/>
-          <w:lang w:val="en-US"/>
-        </w:rPr>
-        <w:t xml:space="preserve"> </w:t>
-      </w:r>
-      <w:r>
-        <w:rPr>
-          <w:rFonts w:ascii="Aptos" w:hAnsi="Aptos" w:cs="Calibri"/>
-          <w:sz w:val="24"/>
-          <w:szCs w:val="24"/>
-          <w:lang w:val="en-US"/>
-        </w:rPr>
-        <w:t xml:space="preserve">Liebe </w:t>
-      </w:r>
-      <w:proofErr w:type="spellStart"/>
-      <w:r>
-        <w:rPr>
-          <w:rFonts w:ascii="Aptos" w:hAnsi="Aptos" w:cs="Calibri"/>
-          <w:sz w:val="24"/>
-          <w:szCs w:val="24"/>
-          <w:lang w:val="en-US"/>
-        </w:rPr>
-        <w:t>Grüße</w:t>
-      </w:r>
-      <w:proofErr w:type="spellEnd"/>
     </w:p>
     <w:p>
       <w:pPr>
@@ -109,17 +80,33 @@
         </w:rPr>
         <w:t>$</w:t>
       </w:r>
-      <w:proofErr w:type="spellStart"/>
-      <w:r>
-        <w:rPr>
-          <w:rFonts w:ascii="Aptos" w:hAnsi="Aptos" w:cs="Calibri"/>
-          <w:sz w:val="24"/>
-          <w:szCs w:val="24"/>
-          <w:lang w:val="en-US"/>
-        </w:rPr>
-        <w:t>CurrentUserGivenName</w:t>
-      </w:r>
-      <w:proofErr w:type="spellEnd"/>
+      <w:r>
+        <w:rPr>
+          <w:rFonts w:ascii="Aptos" w:hAnsi="Aptos" w:cs="Calibri"/>
+          <w:sz w:val="24"/>
+          <w:szCs w:val="24"/>
+          <w:lang w:val="en-US"/>
+        </w:rPr>
+        <w:t>Current</w:t>
+      </w:r>
+      <w:r>
+        <w:rPr>
+          <w:rFonts w:ascii="Aptos" w:hAnsi="Aptos" w:cs="Calibri"/>
+          <w:sz w:val="24"/>
+          <w:szCs w:val="24"/>
+          <w:lang w:val="en-US"/>
+        </w:rPr>
+        <w:t>Mailbox</w:t>
+      </w:r>
+      <w:r>
+        <w:rPr>
+          <w:rFonts w:ascii="Aptos" w:hAnsi="Aptos" w:cs="Calibri"/>
+          <w:sz w:val="24"/>
+          <w:szCs w:val="24"/>
+          <w:lang w:val="en-US"/>
+        </w:rPr>
+        <w:t>GivenName</w:t>
+      </w:r>
       <w:r>
         <w:rPr>
           <w:rFonts w:ascii="Aptos" w:hAnsi="Aptos" w:cs="Calibri"/>
@@ -137,7 +124,16 @@
           <w:szCs w:val="24"/>
           <w:lang w:val="en-US"/>
         </w:rPr>
-        <w:t>$CurrentUser</w:t>
+        <w:t>$Current</w:t>
+      </w:r>
+      <w:r>
+        <w:rPr>
+          <w:rFonts w:ascii="Aptos" w:hAnsi="Aptos" w:cs="Calibri"/>
+          <w:sz w:val="24"/>
+          <w:szCs w:val="24"/>
+          <w:lang w:val="en-US"/>
+        </w:rPr>
+        <w:t>Mailbox</w:t>
       </w:r>
       <w:r>
         <w:rPr>
@@ -181,7 +177,16 @@
           <w:lang w:val="en-US"/>
           <w14:ligatures w14:val="none"/>
         </w:rPr>
-        <w:t>  </w:t>
+        <w:t>$Current</w:t>
+      </w:r>
+      <w:r>
+        <w:rPr>
+          <w:rFonts w:ascii="Aptos" w:hAnsi="Aptos" w:cs="Calibri"/>
+          <w:sz w:val="24"/>
+          <w:szCs w:val="24"/>
+          <w:lang w:val="en-US"/>
+        </w:rPr>
+        <w:t>Mailbox</w:t>
       </w:r>
       <w:r>
         <w:rPr>
@@ -192,46 +197,20 @@
           <w:lang w:val="en-US"/>
           <w14:ligatures w14:val="none"/>
         </w:rPr>
-        <w:t>$</w:t>
-      </w:r>
-      <w:proofErr w:type="spellStart"/>
-      <w:r>
-        <w:rPr>
-          <w:rFonts w:ascii="Aptos" w:hAnsi="Aptos" w:cs="Calibri"/>
-          <w:kern w:val="0"/>
-          <w:sz w:val="24"/>
-          <w:szCs w:val="24"/>
-          <w:lang w:val="en-US"/>
-          <w14:ligatures w14:val="none"/>
-        </w:rPr>
-        <w:t>CurrentUserTitle</w:t>
-      </w:r>
-      <w:proofErr w:type="spellEnd"/>
-      <w:r>
-        <w:rPr>
-          <w:rFonts w:ascii="Aptos" w:hAnsi="Aptos" w:cs="Calibri"/>
-          <w:kern w:val="0"/>
-          <w:sz w:val="24"/>
-          <w:szCs w:val="24"/>
-          <w:lang w:val="en-US"/>
-          <w14:ligatures w14:val="none"/>
-        </w:rPr>
-        <w:t>$</w:t>
-      </w:r>
-    </w:p>
-    <w:p>
-      <w:pPr>
-        <w:spacing w:after="0" w:line="240" w:lineRule="auto"/>
-        <w:rPr>
-          <w:rStyle w:val="Hyperlink"/>
+        <w:t>Title$</w:t>
+      </w:r>
+    </w:p>
+    <w:p>
+      <w:pPr>
+        <w:spacing w:after="0" w:line="240" w:lineRule="auto"/>
+        <w:rPr>
           <w:rFonts w:ascii="Aptos" w:hAnsi="Aptos"/>
           <w:sz w:val="24"/>
           <w:szCs w:val="24"/>
-          <w:u w:val="none"/>
-          <w:lang w:val="en-US"/>
-        </w:rPr>
-      </w:pPr>
-      <w:hyperlink r:id="rId6" w:tooltip="Send $CurrentUserGivenName$ an email to $CurrentUserMail$" w:history="1">
+          <w:lang w:val="en-US"/>
+        </w:rPr>
+      </w:pPr>
+      <w:hyperlink r:id="rId6" w:tooltip="Send $CurrentMailboxGivenName$ an email to $CurrentMailboxMail$" w:history="1">
         <w:r>
           <w:rPr>
             <w:rStyle w:val="Hyperlink"/>
@@ -240,9 +219,8 @@
             <w:szCs w:val="24"/>
             <w:lang w:val="en-US"/>
           </w:rPr>
-          <w:t>$</w:t>
+          <w:t>$Current</w:t>
         </w:r>
-        <w:proofErr w:type="spellStart"/>
         <w:r>
           <w:rPr>
             <w:rStyle w:val="Hyperlink"/>
@@ -251,9 +229,8 @@
             <w:szCs w:val="24"/>
             <w:lang w:val="en-US"/>
           </w:rPr>
-          <w:t>CurrentUserMail</w:t>
+          <w:t>Mailbox</w:t>
         </w:r>
-        <w:proofErr w:type="spellEnd"/>
         <w:r>
           <w:rPr>
             <w:rStyle w:val="Hyperlink"/>
@@ -262,7 +239,7 @@
             <w:szCs w:val="24"/>
             <w:lang w:val="en-US"/>
           </w:rPr>
-          <w:t>$</w:t>
+          <w:t>Mail$</w:t>
         </w:r>
       </w:hyperlink>
       <w:r>
@@ -272,9 +249,22 @@
           <w:szCs w:val="24"/>
           <w:lang w:val="en-US"/>
         </w:rPr>
-        <w:t>  </w:t>
-      </w:r>
-      <w:hyperlink r:id="rId7" w:tooltip="Call $CurrentUserGivenName$ at $CurrentUserTelephone-International$" w:history="1">
+        <w:t> </w:t>
+      </w:r>
+    </w:p>
+    <w:p>
+      <w:pPr>
+        <w:spacing w:after="0" w:line="240" w:lineRule="auto"/>
+        <w:rPr>
+          <w:rStyle w:val="Hyperlink"/>
+          <w:rFonts w:ascii="Aptos" w:hAnsi="Aptos"/>
+          <w:sz w:val="24"/>
+          <w:szCs w:val="24"/>
+          <w:u w:val="none"/>
+          <w:lang w:val="en-US"/>
+        </w:rPr>
+      </w:pPr>
+      <w:hyperlink r:id="rId7" w:tooltip="Call $CurrentMailboxGivenName$ at $CurrentMailboxTelephone-International$" w:history="1">
         <w:r>
           <w:rPr>
             <w:rStyle w:val="Hyperlink"/>
@@ -283,9 +273,8 @@
             <w:szCs w:val="24"/>
             <w:lang w:val="en-US"/>
           </w:rPr>
-          <w:t>$</w:t>
+          <w:t>$Current</w:t>
         </w:r>
-        <w:proofErr w:type="spellStart"/>
         <w:r>
           <w:rPr>
             <w:rStyle w:val="Hyperlink"/>
@@ -294,9 +283,8 @@
             <w:szCs w:val="24"/>
             <w:lang w:val="en-US"/>
           </w:rPr>
-          <w:t>CurrentUserTelephone</w:t>
+          <w:t>Mailbox</w:t>
         </w:r>
-        <w:proofErr w:type="spellEnd"/>
         <w:r>
           <w:rPr>
             <w:rStyle w:val="Hyperlink"/>
@@ -305,7 +293,7 @@
             <w:szCs w:val="24"/>
             <w:lang w:val="en-US"/>
           </w:rPr>
-          <w:t>-International$</w:t>
+          <w:t>Telephone-International$</w:t>
         </w:r>
       </w:hyperlink>
       <w:r>
@@ -325,8 +313,8 @@
           <w:rStyle w:val="Hyperlink"/>
           <w:rFonts w:ascii="Aptos" w:hAnsi="Aptos" w:cs="Calibri"/>
           <w:color w:val="auto"/>
-          <w:sz w:val="24"/>
-          <w:szCs w:val="24"/>
+          <w:sz w:val="18"/>
+          <w:szCs w:val="18"/>
           <w:u w:val="none"/>
           <w:lang w:val="en-US"/>
         </w:rPr>
@@ -334,8 +322,8 @@
       <w:r>
         <w:rPr>
           <w:rFonts w:ascii="Aptos" w:hAnsi="Aptos" w:cs="Calibri"/>
-          <w:sz w:val="24"/>
-          <w:szCs w:val="24"/>
+          <w:sz w:val="18"/>
+          <w:szCs w:val="18"/>
           <w:lang w:val="en-US"/>
         </w:rPr>
         <w:t> </w:t>
@@ -346,25 +334,25 @@
         <w:spacing w:after="0" w:line="240" w:lineRule="auto"/>
         <w:rPr>
           <w:rFonts w:ascii="Aptos" w:hAnsi="Aptos" w:cs="Calibri"/>
-          <w:sz w:val="24"/>
-          <w:szCs w:val="24"/>
-          <w:lang w:val="en-US"/>
-        </w:rPr>
-      </w:pPr>
-      <w:r>
-        <w:rPr>
-          <w:rFonts w:ascii="Aptos" w:hAnsi="Aptos" w:cs="Calibri"/>
-          <w:sz w:val="24"/>
-          <w:szCs w:val="24"/>
-          <w:lang w:val="en-US"/>
-        </w:rPr>
-        <w:t>on behalf of</w:t>
-      </w:r>
-      <w:r>
-        <w:rPr>
-          <w:rFonts w:ascii="Aptos" w:hAnsi="Aptos" w:cs="Calibri"/>
-          <w:sz w:val="24"/>
-          <w:szCs w:val="24"/>
+          <w:sz w:val="18"/>
+          <w:szCs w:val="18"/>
+          <w:lang w:val="en-US"/>
+        </w:rPr>
+      </w:pPr>
+      <w:r>
+        <w:rPr>
+          <w:rFonts w:ascii="Aptos" w:hAnsi="Aptos" w:cs="Calibri"/>
+          <w:sz w:val="18"/>
+          <w:szCs w:val="18"/>
+          <w:lang w:val="en-US"/>
+        </w:rPr>
+        <w:t>vertreten durch</w:t>
+      </w:r>
+      <w:r>
+        <w:rPr>
+          <w:rFonts w:ascii="Aptos" w:hAnsi="Aptos" w:cs="Calibri"/>
+          <w:sz w:val="18"/>
+          <w:szCs w:val="18"/>
           <w:lang w:val="en-US"/>
         </w:rPr>
         <w:t xml:space="preserve"> </w:t>
@@ -372,8 +360,8 @@
       <w:r>
         <w:rPr>
           <w:rFonts w:ascii="Aptos" w:hAnsi="Aptos" w:cs="Calibri"/>
-          <w:sz w:val="24"/>
-          <w:szCs w:val="24"/>
+          <w:sz w:val="18"/>
+          <w:szCs w:val="18"/>
           <w:lang w:val="en-US"/>
         </w:rPr>
         <w:t>∙</w:t>
@@ -381,155 +369,177 @@
       <w:r>
         <w:rPr>
           <w:rFonts w:ascii="Aptos" w:hAnsi="Aptos" w:cs="Calibri"/>
-          <w:sz w:val="24"/>
-          <w:szCs w:val="24"/>
+          <w:sz w:val="18"/>
+          <w:szCs w:val="18"/>
           <w:lang w:val="en-US"/>
         </w:rPr>
         <w:t xml:space="preserve"> </w:t>
       </w:r>
-      <w:proofErr w:type="spellStart"/>
-      <w:r>
-        <w:rPr>
-          <w:rFonts w:ascii="Aptos" w:hAnsi="Aptos" w:cs="Calibri"/>
-          <w:sz w:val="24"/>
-          <w:szCs w:val="24"/>
-          <w:lang w:val="en-US"/>
-        </w:rPr>
-        <w:t>im</w:t>
-      </w:r>
-      <w:proofErr w:type="spellEnd"/>
-      <w:r>
-        <w:rPr>
-          <w:rFonts w:ascii="Aptos" w:hAnsi="Aptos" w:cs="Calibri"/>
-          <w:sz w:val="24"/>
-          <w:szCs w:val="24"/>
+      <w:r>
+        <w:rPr>
+          <w:rFonts w:ascii="Aptos" w:hAnsi="Aptos" w:cs="Calibri"/>
+          <w:sz w:val="18"/>
+          <w:szCs w:val="18"/>
+          <w:lang w:val="en-US"/>
+        </w:rPr>
+        <w:t>represented by</w:t>
+      </w:r>
+    </w:p>
+    <w:p>
+      <w:pPr>
+        <w:spacing w:after="0" w:line="240" w:lineRule="auto"/>
+        <w:rPr>
+          <w:rFonts w:ascii="Aptos" w:hAnsi="Aptos" w:cs="Calibri"/>
+          <w:sz w:val="18"/>
+          <w:szCs w:val="18"/>
+          <w:lang w:val="en-US"/>
+        </w:rPr>
+      </w:pPr>
+      <w:r>
+        <w:rPr>
+          <w:rFonts w:ascii="Aptos" w:hAnsi="Aptos" w:cs="Calibri"/>
+          <w:sz w:val="18"/>
+          <w:szCs w:val="18"/>
+          <w:lang w:val="en-US"/>
+        </w:rPr>
+        <w:t> </w:t>
+      </w:r>
+    </w:p>
+    <w:p>
+      <w:pPr>
+        <w:spacing w:after="0" w:line="240" w:lineRule="auto"/>
+        <w:rPr>
+          <w:rFonts w:ascii="Aptos" w:hAnsi="Aptos" w:cs="Calibri"/>
+          <w:color w:val="767171" w:themeColor="background2" w:themeShade="80"/>
+          <w:sz w:val="18"/>
+          <w:szCs w:val="18"/>
+          <w:lang w:val="en-US"/>
+        </w:rPr>
+      </w:pPr>
+      <w:r>
+        <w:rPr>
+          <w:rFonts w:ascii="Aptos" w:hAnsi="Aptos" w:cs="Calibri"/>
+          <w:sz w:val="18"/>
+          <w:szCs w:val="18"/>
+          <w:lang w:val="en-US"/>
+        </w:rPr>
+        <w:t>$</w:t>
+      </w:r>
+      <w:r>
+        <w:rPr>
+          <w:rFonts w:ascii="Aptos" w:hAnsi="Aptos" w:cs="Calibri"/>
+          <w:sz w:val="18"/>
+          <w:szCs w:val="18"/>
+          <w:lang w:val="en-US"/>
+        </w:rPr>
+        <w:t>Current</w:t>
+      </w:r>
+      <w:r>
+        <w:rPr>
+          <w:rFonts w:ascii="Aptos" w:hAnsi="Aptos" w:cs="Calibri"/>
+          <w:sz w:val="18"/>
+          <w:szCs w:val="18"/>
+          <w:lang w:val="en-US"/>
+        </w:rPr>
+        <w:t>User</w:t>
+      </w:r>
+      <w:r>
+        <w:rPr>
+          <w:rFonts w:ascii="Aptos" w:hAnsi="Aptos" w:cs="Calibri"/>
+          <w:sz w:val="18"/>
+          <w:szCs w:val="18"/>
+          <w:lang w:val="en-US"/>
+        </w:rPr>
+        <w:t>GivenName</w:t>
+      </w:r>
+      <w:r>
+        <w:rPr>
+          <w:rFonts w:ascii="Aptos" w:hAnsi="Aptos" w:cs="Calibri"/>
+          <w:sz w:val="18"/>
+          <w:szCs w:val="18"/>
+          <w:lang w:val="en-US"/>
+        </w:rPr>
+        <w:t>$</w:t>
+      </w:r>
+      <w:r>
+        <w:rPr>
+          <w:rFonts w:ascii="Aptos" w:hAnsi="Aptos" w:cs="Calibri"/>
+          <w:sz w:val="18"/>
+          <w:szCs w:val="18"/>
           <w:lang w:val="en-US"/>
         </w:rPr>
         <w:t xml:space="preserve"> </w:t>
       </w:r>
-      <w:proofErr w:type="spellStart"/>
-      <w:r>
-        <w:rPr>
-          <w:rFonts w:ascii="Aptos" w:hAnsi="Aptos" w:cs="Calibri"/>
-          <w:sz w:val="24"/>
-          <w:szCs w:val="24"/>
-          <w:lang w:val="en-US"/>
-        </w:rPr>
-        <w:t>Auftrag</w:t>
-      </w:r>
-      <w:proofErr w:type="spellEnd"/>
-      <w:r>
-        <w:rPr>
-          <w:rFonts w:ascii="Aptos" w:hAnsi="Aptos" w:cs="Calibri"/>
-          <w:sz w:val="24"/>
-          <w:szCs w:val="24"/>
-          <w:lang w:val="en-US"/>
-        </w:rPr>
-        <w:t xml:space="preserve"> von</w:t>
-      </w:r>
-    </w:p>
-    <w:p>
-      <w:pPr>
-        <w:spacing w:after="0" w:line="240" w:lineRule="auto"/>
-        <w:rPr>
-          <w:rFonts w:ascii="Aptos" w:hAnsi="Aptos" w:cs="Calibri"/>
-          <w:sz w:val="24"/>
-          <w:szCs w:val="24"/>
-          <w:lang w:val="en-US"/>
-        </w:rPr>
-      </w:pPr>
-      <w:r>
-        <w:rPr>
-          <w:rFonts w:ascii="Aptos" w:hAnsi="Aptos" w:cs="Calibri"/>
-          <w:sz w:val="24"/>
-          <w:szCs w:val="24"/>
-          <w:lang w:val="en-US"/>
-        </w:rPr>
-        <w:t> </w:t>
-      </w:r>
-    </w:p>
-    <w:p>
-      <w:pPr>
-        <w:spacing w:after="0" w:line="240" w:lineRule="auto"/>
+      <w:r>
+        <w:rPr>
+          <w:rFonts w:ascii="Aptos" w:hAnsi="Aptos" w:cs="Calibri"/>
+          <w:caps/>
+          <w:sz w:val="18"/>
+          <w:szCs w:val="18"/>
+          <w:lang w:val="en-US"/>
+        </w:rPr>
+        <w:t>$Current</w:t>
+      </w:r>
+      <w:r>
+        <w:rPr>
+          <w:rFonts w:ascii="Aptos" w:hAnsi="Aptos" w:cs="Calibri"/>
+          <w:caps/>
+          <w:sz w:val="18"/>
+          <w:szCs w:val="18"/>
+          <w:lang w:val="en-US"/>
+        </w:rPr>
+        <w:t>USER</w:t>
+      </w:r>
+      <w:r>
+        <w:rPr>
+          <w:rFonts w:ascii="Aptos" w:hAnsi="Aptos" w:cs="Calibri"/>
+          <w:caps/>
+          <w:sz w:val="18"/>
+          <w:szCs w:val="18"/>
+          <w:lang w:val="en-US"/>
+        </w:rPr>
+        <w:t>Surname$</w:t>
+      </w:r>
+      <w:r>
         <w:rPr>
           <w:rFonts w:ascii="Aptos" w:hAnsi="Aptos" w:cs="Calibri"/>
           <w:color w:val="767171" w:themeColor="background2" w:themeShade="80"/>
-          <w:sz w:val="24"/>
-          <w:szCs w:val="24"/>
-          <w:lang w:val="en-US"/>
-        </w:rPr>
-      </w:pPr>
-      <w:r>
-        <w:rPr>
-          <w:rFonts w:ascii="Aptos" w:hAnsi="Aptos" w:cs="Calibri"/>
-          <w:sz w:val="24"/>
-          <w:szCs w:val="24"/>
+          <w:sz w:val="18"/>
+          <w:szCs w:val="18"/>
+          <w:lang w:val="en-US"/>
+        </w:rPr>
+        <w:t>$Current</w:t>
+      </w:r>
+      <w:r>
+        <w:rPr>
+          <w:rFonts w:ascii="Aptos" w:hAnsi="Aptos" w:cs="Calibri"/>
+          <w:color w:val="767171" w:themeColor="background2" w:themeShade="80"/>
+          <w:sz w:val="18"/>
+          <w:szCs w:val="18"/>
+          <w:lang w:val="en-US"/>
+        </w:rPr>
+        <w:t>User</w:t>
+      </w:r>
+      <w:r>
+        <w:rPr>
+          <w:rFonts w:ascii="Aptos" w:hAnsi="Aptos" w:cs="Calibri"/>
+          <w:color w:val="767171" w:themeColor="background2" w:themeShade="80"/>
+          <w:sz w:val="18"/>
+          <w:szCs w:val="18"/>
+          <w:lang w:val="en-US"/>
+        </w:rPr>
+        <w:t>Salutation</w:t>
+      </w:r>
+      <w:r>
+        <w:rPr>
+          <w:rFonts w:ascii="Aptos" w:hAnsi="Aptos" w:cs="Calibri"/>
+          <w:color w:val="767171" w:themeColor="background2" w:themeShade="80"/>
+          <w:sz w:val="18"/>
+          <w:szCs w:val="18"/>
           <w:lang w:val="en-US"/>
         </w:rPr>
         <w:t>$</w:t>
       </w:r>
-      <w:proofErr w:type="spellStart"/>
-      <w:r>
-        <w:rPr>
-          <w:rFonts w:ascii="Aptos" w:hAnsi="Aptos" w:cs="Calibri"/>
-          <w:sz w:val="24"/>
-          <w:szCs w:val="24"/>
-          <w:lang w:val="en-US"/>
-        </w:rPr>
-        <w:t>CurrentMailboxGivenName</w:t>
-      </w:r>
-      <w:proofErr w:type="spellEnd"/>
-      <w:r>
-        <w:rPr>
-          <w:rFonts w:ascii="Aptos" w:hAnsi="Aptos" w:cs="Calibri"/>
-          <w:sz w:val="24"/>
-          <w:szCs w:val="24"/>
-          <w:lang w:val="en-US"/>
-        </w:rPr>
-        <w:t>$</w:t>
-      </w:r>
-      <w:r>
-        <w:rPr>
-          <w:rFonts w:ascii="Aptos" w:hAnsi="Aptos" w:cs="Calibri"/>
-          <w:color w:val="767171" w:themeColor="background2" w:themeShade="80"/>
-          <w:sz w:val="24"/>
-          <w:szCs w:val="24"/>
-          <w:lang w:val="en-US"/>
-        </w:rPr>
-        <w:t>$</w:t>
-      </w:r>
-      <w:proofErr w:type="spellStart"/>
-      <w:r>
-        <w:rPr>
-          <w:rFonts w:ascii="Aptos" w:hAnsi="Aptos" w:cs="Calibri"/>
-          <w:color w:val="767171" w:themeColor="background2" w:themeShade="80"/>
-          <w:sz w:val="24"/>
-          <w:szCs w:val="24"/>
-          <w:lang w:val="en-US"/>
-        </w:rPr>
-        <w:t>CurrentMailbox</w:t>
-      </w:r>
-      <w:r>
-        <w:rPr>
-          <w:rFonts w:ascii="Aptos" w:hAnsi="Aptos" w:cs="Calibri"/>
-          <w:color w:val="767171" w:themeColor="background2" w:themeShade="80"/>
-          <w:sz w:val="24"/>
-          <w:szCs w:val="24"/>
-          <w:lang w:val="en-US"/>
-        </w:rPr>
-        <w:t>Salutation</w:t>
-      </w:r>
-      <w:proofErr w:type="spellEnd"/>
-      <w:r>
-        <w:rPr>
-          <w:rFonts w:ascii="Aptos" w:hAnsi="Aptos" w:cs="Calibri"/>
-          <w:color w:val="767171" w:themeColor="background2" w:themeShade="80"/>
-          <w:sz w:val="24"/>
-          <w:szCs w:val="24"/>
-          <w:lang w:val="en-US"/>
-        </w:rPr>
-        <w:t>$</w:t>
-      </w:r>
     </w:p>
     <w:p>
       <w:pPr>
@@ -537,8 +547,8 @@
         <w:rPr>
           <w:rFonts w:ascii="Aptos" w:hAnsi="Aptos" w:cs="Calibri"/>
           <w:kern w:val="0"/>
-          <w:sz w:val="24"/>
-          <w:szCs w:val="24"/>
+          <w:sz w:val="18"/>
+          <w:szCs w:val="18"/>
           <w:lang w:val="en-US"/>
           <w14:ligatures w14:val="none"/>
         </w:rPr>
@@ -547,120 +557,138 @@
         <w:rPr>
           <w:rFonts w:ascii="Aptos" w:hAnsi="Aptos" w:cs="Calibri"/>
           <w:kern w:val="0"/>
-          <w:sz w:val="24"/>
-          <w:szCs w:val="24"/>
+          <w:sz w:val="18"/>
+          <w:szCs w:val="18"/>
           <w:lang w:val="en-US"/>
           <w14:ligatures w14:val="none"/>
         </w:rPr>
-        <w:t>  </w:t>
+        <w:t>$Current</w:t>
       </w:r>
       <w:r>
         <w:rPr>
           <w:rFonts w:ascii="Aptos" w:hAnsi="Aptos" w:cs="Calibri"/>
           <w:kern w:val="0"/>
-          <w:sz w:val="24"/>
-          <w:szCs w:val="24"/>
+          <w:sz w:val="18"/>
+          <w:szCs w:val="18"/>
           <w:lang w:val="en-US"/>
           <w14:ligatures w14:val="none"/>
         </w:rPr>
-        <w:t>$CurrentMailboxTitle$</w:t>
-      </w:r>
-    </w:p>
-    <w:p>
-      <w:pPr>
-        <w:spacing w:after="0" w:line="240" w:lineRule="auto"/>
-        <w:rPr>
-          <w:rStyle w:val="Hyperlink"/>
-          <w:rFonts w:ascii="Aptos" w:hAnsi="Aptos" w:cs="Calibri"/>
-          <w:color w:val="auto"/>
-          <w:sz w:val="24"/>
-          <w:szCs w:val="24"/>
-          <w:u w:val="none"/>
-          <w:lang w:val="en-US"/>
-        </w:rPr>
-      </w:pPr>
-      <w:hyperlink r:id="rId8" w:tooltip="Send $CurrentMailboxGivenName$ an email to $CurrentMailboxMail$" w:history="1">
+        <w:t>User</w:t>
+      </w:r>
+      <w:r>
+        <w:rPr>
+          <w:rFonts w:ascii="Aptos" w:hAnsi="Aptos" w:cs="Calibri"/>
+          <w:kern w:val="0"/>
+          <w:sz w:val="18"/>
+          <w:szCs w:val="18"/>
+          <w:lang w:val="en-US"/>
+          <w14:ligatures w14:val="none"/>
+        </w:rPr>
+        <w:t>Title$</w:t>
+      </w:r>
+    </w:p>
+    <w:p>
+      <w:pPr>
+        <w:spacing w:after="0" w:line="240" w:lineRule="auto"/>
+        <w:rPr>
+          <w:rFonts w:ascii="Aptos" w:hAnsi="Aptos"/>
+          <w:sz w:val="18"/>
+          <w:szCs w:val="18"/>
+          <w:lang w:val="en-US"/>
+        </w:rPr>
+      </w:pPr>
+      <w:hyperlink r:id="rId8" w:tooltip="Send $CurrentUserGivenName$ an email to $CurrentUserMail$" w:history="1">
         <w:r>
           <w:rPr>
             <w:rStyle w:val="Hyperlink"/>
             <w:rFonts w:ascii="Aptos" w:hAnsi="Aptos"/>
-            <w:sz w:val="24"/>
-            <w:szCs w:val="24"/>
+            <w:sz w:val="18"/>
+            <w:szCs w:val="18"/>
             <w:lang w:val="en-US"/>
           </w:rPr>
-          <w:t>$</w:t>
+          <w:t>$Current</w:t>
         </w:r>
-        <w:proofErr w:type="spellStart"/>
         <w:r>
           <w:rPr>
             <w:rStyle w:val="Hyperlink"/>
             <w:rFonts w:ascii="Aptos" w:hAnsi="Aptos"/>
-            <w:sz w:val="24"/>
-            <w:szCs w:val="24"/>
+            <w:sz w:val="18"/>
+            <w:szCs w:val="18"/>
             <w:lang w:val="en-US"/>
           </w:rPr>
-          <w:t>CurrentMailboxMail</w:t>
+          <w:t>User</w:t>
         </w:r>
-        <w:proofErr w:type="spellEnd"/>
         <w:r>
           <w:rPr>
             <w:rStyle w:val="Hyperlink"/>
             <w:rFonts w:ascii="Aptos" w:hAnsi="Aptos"/>
-            <w:sz w:val="24"/>
-            <w:szCs w:val="24"/>
+            <w:sz w:val="18"/>
+            <w:szCs w:val="18"/>
             <w:lang w:val="en-US"/>
           </w:rPr>
-          <w:t>$</w:t>
+          <w:t>Mail$</w:t>
         </w:r>
       </w:hyperlink>
       <w:r>
         <w:rPr>
           <w:rFonts w:ascii="Aptos" w:hAnsi="Aptos"/>
-          <w:sz w:val="24"/>
-          <w:szCs w:val="24"/>
-          <w:lang w:val="en-US"/>
-        </w:rPr>
-        <w:t>  </w:t>
-      </w:r>
-      <w:hyperlink r:id="rId9" w:tooltip="Call $CurrentMailboxGivenName$ at $CurrentMailboxTelephone-International$" w:history="1">
+          <w:sz w:val="18"/>
+          <w:szCs w:val="18"/>
+          <w:lang w:val="en-US"/>
+        </w:rPr>
+        <w:t> </w:t>
+      </w:r>
+    </w:p>
+    <w:p>
+      <w:pPr>
+        <w:spacing w:after="0" w:line="240" w:lineRule="auto"/>
+        <w:rPr>
+          <w:rStyle w:val="Hyperlink"/>
+          <w:rFonts w:ascii="Aptos" w:hAnsi="Aptos" w:cs="Calibri"/>
+          <w:color w:val="auto"/>
+          <w:sz w:val="18"/>
+          <w:szCs w:val="18"/>
+          <w:u w:val="none"/>
+          <w:lang w:val="en-US"/>
+        </w:rPr>
+      </w:pPr>
+      <w:hyperlink r:id="rId9" w:tooltip="Call $CurrentUserGivenName$ at $CurrentUserTelephone-International$" w:history="1">
         <w:r>
           <w:rPr>
             <w:rStyle w:val="Hyperlink"/>
             <w:rFonts w:ascii="Aptos" w:hAnsi="Aptos"/>
-            <w:sz w:val="24"/>
-            <w:szCs w:val="24"/>
+            <w:sz w:val="18"/>
+            <w:szCs w:val="18"/>
             <w:lang w:val="en-US"/>
           </w:rPr>
-          <w:t>$</w:t>
+          <w:t>$Current</w:t>
         </w:r>
-        <w:proofErr w:type="spellStart"/>
         <w:r>
           <w:rPr>
             <w:rStyle w:val="Hyperlink"/>
             <w:rFonts w:ascii="Aptos" w:hAnsi="Aptos"/>
-            <w:sz w:val="24"/>
-            <w:szCs w:val="24"/>
+            <w:sz w:val="18"/>
+            <w:szCs w:val="18"/>
             <w:lang w:val="en-US"/>
           </w:rPr>
-          <w:t>CurrentMailboxTelephone</w:t>
+          <w:t>User</w:t>
         </w:r>
-        <w:proofErr w:type="spellEnd"/>
         <w:r>
           <w:rPr>
             <w:rStyle w:val="Hyperlink"/>
             <w:rFonts w:ascii="Aptos" w:hAnsi="Aptos"/>
-            <w:sz w:val="24"/>
-            <w:szCs w:val="24"/>
+            <w:sz w:val="18"/>
+            <w:szCs w:val="18"/>
             <w:lang w:val="en-US"/>
           </w:rPr>
-          <w:t>-International$</w:t>
+          <w:t>Telephone-International$</w:t>
         </w:r>
       </w:hyperlink>
       <w:r>
         <w:rPr>
           <w:rFonts w:ascii="Aptos" w:hAnsi="Aptos"/>
-          <w:sz w:val="24"/>
-          <w:szCs w:val="24"/>
+          <w:sz w:val="18"/>
+          <w:szCs w:val="18"/>
           <w:lang w:val="en-US"/>
         </w:rPr>
         <w:t> </w:t>
@@ -1143,7 +1171,7 @@
     <w:lsdException w:name="Unresolved Mention" w:semiHidden="1" w:unhideWhenUsed="1"/>
     <w:lsdException w:name="Smart Link" w:semiHidden="1" w:unhideWhenUsed="1"/>
   </w:latentStyles>
-  <w:style w:type="paragraph" w:default="1" w:styleId="Normal">
+  <w:style w:type="paragraph" w:default="1" w:styleId="Standard">
     <w:name w:val="Normal"/>
     <w:qFormat/>
     <w:rsid w:val="00354E2F"/>
@@ -1151,13 +1179,13 @@
       <w:spacing w:line="256" w:lineRule="auto"/>
     </w:pPr>
   </w:style>
-  <w:style w:type="character" w:default="1" w:styleId="DefaultParagraphFont">
+  <w:style w:type="character" w:default="1" w:styleId="Absatz-Standardschriftart">
     <w:name w:val="Default Paragraph Font"/>
     <w:uiPriority w:val="1"/>
     <w:semiHidden/>
     <w:unhideWhenUsed/>
   </w:style>
-  <w:style w:type="table" w:default="1" w:styleId="TableNormal">
+  <w:style w:type="table" w:default="1" w:styleId="NormaleTabelle">
     <w:name w:val="Normal Table"/>
     <w:uiPriority w:val="99"/>
     <w:semiHidden/>
@@ -1172,15 +1200,15 @@
       </w:tblCellMar>
     </w:tblPr>
   </w:style>
-  <w:style w:type="numbering" w:default="1" w:styleId="NoList">
+  <w:style w:type="numbering" w:default="1" w:styleId="KeineListe">
     <w:name w:val="No List"/>
     <w:uiPriority w:val="99"/>
     <w:semiHidden/>
     <w:unhideWhenUsed/>
   </w:style>
-  <w:style w:type="table" w:styleId="TableGrid">
+  <w:style w:type="table" w:styleId="Tabellenraster">
     <w:name w:val="Table Grid"/>
-    <w:basedOn w:val="TableNormal"/>
+    <w:basedOn w:val="NormaleTabelle"/>
     <w:uiPriority w:val="39"/>
     <w:rsid w:val="003208DE"/>
     <w:pPr>
@@ -1199,7 +1227,7 @@
   </w:style>
   <w:style w:type="character" w:styleId="Hyperlink">
     <w:name w:val="Hyperlink"/>
-    <w:basedOn w:val="DefaultParagraphFont"/>
+    <w:basedOn w:val="Absatz-Standardschriftart"/>
     <w:uiPriority w:val="99"/>
     <w:unhideWhenUsed/>
     <w:rsid w:val="004D77D6"/>
@@ -1208,9 +1236,9 @@
       <w:u w:val="single"/>
     </w:rPr>
   </w:style>
-  <w:style w:type="character" w:styleId="UnresolvedMention">
+  <w:style w:type="character" w:styleId="NichtaufgelsteErwhnung">
     <w:name w:val="Unresolved Mention"/>
-    <w:basedOn w:val="DefaultParagraphFont"/>
+    <w:basedOn w:val="Absatz-Standardschriftart"/>
     <w:uiPriority w:val="99"/>
     <w:semiHidden/>
     <w:unhideWhenUsed/>
@@ -1220,7 +1248,7 @@
       <w:shd w:val="clear" w:color="auto" w:fill="E1DFDD"/>
     </w:rPr>
   </w:style>
-  <w:style w:type="paragraph" w:styleId="NoSpacing">
+  <w:style w:type="paragraph" w:styleId="KeinLeerraum">
     <w:name w:val="No Spacing"/>
     <w:uiPriority w:val="1"/>
     <w:qFormat/>
@@ -1229,10 +1257,10 @@
       <w:spacing w:after="0" w:line="240" w:lineRule="auto"/>
     </w:pPr>
   </w:style>
-  <w:style w:type="paragraph" w:styleId="Header">
+  <w:style w:type="paragraph" w:styleId="Kopfzeile">
     <w:name w:val="header"/>
-    <w:basedOn w:val="Normal"/>
-    <w:link w:val="HeaderChar"/>
+    <w:basedOn w:val="Standard"/>
+    <w:link w:val="KopfzeileZchn"/>
     <w:uiPriority w:val="99"/>
     <w:unhideWhenUsed/>
     <w:rsid w:val="00FA2992"/>
@@ -1244,17 +1272,17 @@
       <w:spacing w:after="0" w:line="240" w:lineRule="auto"/>
     </w:pPr>
   </w:style>
-  <w:style w:type="character" w:customStyle="1" w:styleId="HeaderChar">
-    <w:name w:val="Header Char"/>
-    <w:basedOn w:val="DefaultParagraphFont"/>
-    <w:link w:val="Header"/>
+  <w:style w:type="character" w:customStyle="1" w:styleId="KopfzeileZchn">
+    <w:name w:val="Kopfzeile Zchn"/>
+    <w:basedOn w:val="Absatz-Standardschriftart"/>
+    <w:link w:val="Kopfzeile"/>
     <w:uiPriority w:val="99"/>
     <w:rsid w:val="00FA2992"/>
   </w:style>
-  <w:style w:type="paragraph" w:styleId="Footer">
+  <w:style w:type="paragraph" w:styleId="Fuzeile">
     <w:name w:val="footer"/>
-    <w:basedOn w:val="Normal"/>
-    <w:link w:val="FooterChar"/>
+    <w:basedOn w:val="Standard"/>
+    <w:link w:val="FuzeileZchn"/>
     <w:uiPriority w:val="99"/>
     <w:unhideWhenUsed/>
     <w:rsid w:val="00FA2992"/>
@@ -1266,10 +1294,10 @@
       <w:spacing w:after="0" w:line="240" w:lineRule="auto"/>
     </w:pPr>
   </w:style>
-  <w:style w:type="character" w:customStyle="1" w:styleId="FooterChar">
-    <w:name w:val="Footer Char"/>
-    <w:basedOn w:val="DefaultParagraphFont"/>
-    <w:link w:val="Footer"/>
+  <w:style w:type="character" w:customStyle="1" w:styleId="FuzeileZchn">
+    <w:name w:val="Fußzeile Zchn"/>
+    <w:basedOn w:val="Absatz-Standardschriftart"/>
+    <w:link w:val="Fuzeile"/>
     <w:uiPriority w:val="99"/>
     <w:rsid w:val="00FA2992"/>
   </w:style>
